--- a/backend/data/sample_brds/BRD_Large_Comprehensive.docx
+++ b/backend/data/sample_brds/BRD_Large_Comprehensive.docx
@@ -36,7 +36,7 @@
     </w:p>
     <w:p>
       <w:r>
-        <w:t>This document captures all lending policy changes approved during the Q2 2026 Credit Policy Committee meeting. The changes span personal loans, business loans, and top-up loans across all customer segments (salaried, self-employed, NRI). Key themes include tightening underwriting for high-risk segments, introducing geographic risk adjustments, implementing new fraud detection triggers, and revising pricing grids to reflect current cost of funds.</w:t>
+        <w:t>This document captures all lending policy changes approved during the Q2 2026 Credit Policy Committee meeting. The changes span personal loans, business loans, and top-up loans across all customer segments (W-2, self-employed (1099), and non-W2 / self-employed premium tier). Key themes include tightening underwriting for high-risk segments, introducing geographic risk adjustments, implementing new fraud detection triggers, and revising pricing grids to reflect current cost of funds.</w:t>
       </w:r>
     </w:p>
     <w:p>
@@ -62,16 +62,16 @@
     </w:p>
     <w:p>
       <w:r>
-        <w:t>The minimum bureau score for personal loan eligibility is revised as follows:</w:t>
+        <w:t>The minimum FICO bureau score for personal loan eligibility is revised as follows:</w:t>
         <w:br/>
-        <w:t>• Salaried applicants: Minimum bureau score raised from 650 to 680</w:t>
+        <w:t>• W-2 employees: Minimum bureau score raised from 650 to 680</w:t>
         <w:br/>
-        <w:t>• Self-employed applicants: Minimum bureau score raised from 680 to 720</w:t>
+        <w:t>• Self-employed (1099) applicants: Minimum bureau score raised from 680 to 720</w:t>
         <w:br/>
-        <w:t>• NRI applicants: Minimum bureau score set at 750</w:t>
+        <w:t>• Non-W2 / Self-Employed Premium Tier: Minimum bureau score set at 750</w:t>
         <w:br/>
         <w:br/>
-        <w:t>Applications below these thresholds must be auto-rejected with reason code 'BUREAU_BELOW_SEGMENT_MINIMUM'.</w:t>
+        <w:t>Applications below these thresholds must be auto-rejected with reason code 'BUREAU_BELOW_SEGMENT_MINIMUM' and an FCRA-compliant adverse-action notice will be issued.</w:t>
       </w:r>
     </w:p>
     <w:p>
@@ -111,7 +111,7 @@
           </w:tcPr>
           <w:p>
             <w:r>
-              <w:t>Salaried Min Income</w:t>
+              <w:t>W-2 Min Income</w:t>
             </w:r>
           </w:p>
         </w:tc>
@@ -121,7 +121,7 @@
           </w:tcPr>
           <w:p>
             <w:r>
-              <w:t>Self-Employed Min Income</w:t>
+              <w:t>Self-Employed (1099) Min Income</w:t>
             </w:r>
           </w:p>
         </w:tc>
@@ -131,7 +131,7 @@
           </w:tcPr>
           <w:p>
             <w:r>
-              <w:t>NRI Min Income</w:t>
+              <w:t>Premium Tier Min Income</w:t>
             </w:r>
           </w:p>
         </w:tc>
@@ -143,7 +143,7 @@
           </w:tcPr>
           <w:p>
             <w:r>
-              <w:t>Tier 1 (Metro)</w:t>
+              <w:t>Tier 1 (Top-25 MSA)</w:t>
             </w:r>
           </w:p>
         </w:tc>
@@ -153,7 +153,7 @@
           </w:tcPr>
           <w:p>
             <w:r>
-              <w:t>₹30,000</w:t>
+              <w:t>$5,000</w:t>
             </w:r>
           </w:p>
         </w:tc>
@@ -163,7 +163,7 @@
           </w:tcPr>
           <w:p>
             <w:r>
-              <w:t>₹50,000</w:t>
+              <w:t>$8,000</w:t>
             </w:r>
           </w:p>
         </w:tc>
@@ -173,7 +173,7 @@
           </w:tcPr>
           <w:p>
             <w:r>
-              <w:t>₹75,000</w:t>
+              <w:t>$12,500</w:t>
             </w:r>
           </w:p>
         </w:tc>
@@ -185,7 +185,7 @@
           </w:tcPr>
           <w:p>
             <w:r>
-              <w:t>Tier 2</w:t>
+              <w:t>Tier 2 (Mid-sized MSA)</w:t>
             </w:r>
           </w:p>
         </w:tc>
@@ -195,7 +195,7 @@
           </w:tcPr>
           <w:p>
             <w:r>
-              <w:t>₹25,000</w:t>
+              <w:t>$4,200</w:t>
             </w:r>
           </w:p>
         </w:tc>
@@ -205,7 +205,7 @@
           </w:tcPr>
           <w:p>
             <w:r>
-              <w:t>₹40,000</w:t>
+              <w:t>$6,500</w:t>
             </w:r>
           </w:p>
         </w:tc>
@@ -215,7 +215,7 @@
           </w:tcPr>
           <w:p>
             <w:r>
-              <w:t>₹60,000</w:t>
+              <w:t>$10,000</w:t>
             </w:r>
           </w:p>
         </w:tc>
@@ -227,7 +227,7 @@
           </w:tcPr>
           <w:p>
             <w:r>
-              <w:t>Tier 3</w:t>
+              <w:t>Tier 3 (Small MSA / Rural)</w:t>
             </w:r>
           </w:p>
         </w:tc>
@@ -237,7 +237,7 @@
           </w:tcPr>
           <w:p>
             <w:r>
-              <w:t>₹20,000</w:t>
+              <w:t>$3,500</w:t>
             </w:r>
           </w:p>
         </w:tc>
@@ -247,7 +247,7 @@
           </w:tcPr>
           <w:p>
             <w:r>
-              <w:t>₹35,000</w:t>
+              <w:t>$5,800</w:t>
             </w:r>
           </w:p>
         </w:tc>
@@ -257,7 +257,7 @@
           </w:tcPr>
           <w:p>
             <w:r>
-              <w:t>₹50,000</w:t>
+              <w:t>$8,000</w:t>
             </w:r>
           </w:p>
         </w:tc>
@@ -269,7 +269,7 @@
           </w:tcPr>
           <w:p>
             <w:r>
-              <w:t>Tier 4 &amp; Rural</w:t>
+              <w:t>Rural / Non-MSA</w:t>
             </w:r>
           </w:p>
         </w:tc>
@@ -279,7 +279,7 @@
           </w:tcPr>
           <w:p>
             <w:r>
-              <w:t>₹18,000</w:t>
+              <w:t>$3,000</w:t>
             </w:r>
           </w:p>
         </w:tc>
@@ -289,7 +289,7 @@
           </w:tcPr>
           <w:p>
             <w:r>
-              <w:t>₹30,000</w:t>
+              <w:t>$5,000</w:t>
             </w:r>
           </w:p>
         </w:tc>
@@ -315,7 +315,7 @@
     </w:p>
     <w:p>
       <w:r>
-        <w:t>Minimum age for personal loans is 21 years. Maximum age at loan maturity is 60 years for salaried and 65 years for self-employed.</w:t>
+        <w:t>Minimum age for personal loans is 21 years. Maximum age at loan maturity is 60 years for W-2 employees and 65 years for self-employed (1099).</w:t>
         <w:br/>
         <w:br/>
         <w:t>Applicants aged 21-24 are classified as 'Young Borrowers' and attract a 1.0% interest rate premium. Applicants above 55 require enhanced income verification and must be flagged for manual review.</w:t>
@@ -331,11 +331,11 @@
     </w:p>
     <w:p>
       <w:r>
-        <w:t>• Salaried: Minimum 12 months with current employer, OR 24 months total employment history across last 3 employers</w:t>
+        <w:t>• W-2 employees: Minimum 12 months with current employer, OR 24 months total employment history across last 3 employers</w:t>
         <w:br/>
-        <w:t>• Self-employed: Minimum 36 months business vintage with ITR filings</w:t>
+        <w:t>• Self-employed (1099): Minimum 36 months business vintage with filed tax returns (W-2 / 1099)</w:t>
         <w:br/>
-        <w:t>• NRI: Minimum 24 months with current overseas employer</w:t>
+        <w:t>• Non-W2 / Self-Employed Premium Tier: Minimum 24 months with current income source documented via tax returns</w:t>
         <w:br/>
         <w:br/>
         <w:t>Applicants not meeting these criteria should be rejected with reason 'INSUFFICIENT_EMPLOYMENT_STABILITY'.</w:t>
@@ -426,21 +426,21 @@
         <w:pStyle w:val="Heading2"/>
       </w:pPr>
       <w:r>
-        <w:t>3.4 Cheque / EMI Bounce Behavior</w:t>
+        <w:t>3.4 Check / Payment Return Behavior</w:t>
       </w:r>
     </w:p>
     <w:p>
       <w:r>
-        <w:t>Bounce history reflects payment discipline:</w:t>
+        <w:t>Payment return history reflects payment discipline:</w:t>
         <w:br/>
         <w:br/>
-        <w:t>• Cheque bounces in last 6 months &gt; 3 → Auto-reject</w:t>
+        <w:t>• Check returns in last 6 months &gt; 3 → Auto-reject</w:t>
         <w:br/>
-        <w:t>• Cheque bounces in last 6 months = 2-3 → Flag + reduce eligible by 25%</w:t>
+        <w:t>• Check returns in last 6 months = 2-3 → Flag + reduce eligible by 25%</w:t>
         <w:br/>
-        <w:t>• Loan repayment bounces in last 12 months &gt; 2 → Auto-reject</w:t>
+        <w:t>• Loan repayment returns in last 12 months &gt; 2 → Auto-reject</w:t>
         <w:br/>
-        <w:t>• Loan repayment bounces = 1-2 → Eligible amount reduced by 20%</w:t>
+        <w:t>• Loan repayment returns = 1-2 → Eligible amount reduced by 20%</w:t>
       </w:r>
     </w:p>
     <w:p>
@@ -537,7 +537,7 @@
           </w:tcPr>
           <w:p>
             <w:r>
-              <w:t>9.5%</w:t>
+              <w:t>8.99%</w:t>
             </w:r>
           </w:p>
         </w:tc>
@@ -547,7 +547,7 @@
           </w:tcPr>
           <w:p>
             <w:r>
-              <w:t>10.5%</w:t>
+              <w:t>9.99%</w:t>
             </w:r>
           </w:p>
         </w:tc>
@@ -579,7 +579,7 @@
           </w:tcPr>
           <w:p>
             <w:r>
-              <w:t>10.5%</w:t>
+              <w:t>9.99%</w:t>
             </w:r>
           </w:p>
         </w:tc>
@@ -589,7 +589,7 @@
           </w:tcPr>
           <w:p>
             <w:r>
-              <w:t>11.5%</w:t>
+              <w:t>10.99%</w:t>
             </w:r>
           </w:p>
         </w:tc>
@@ -621,7 +621,7 @@
           </w:tcPr>
           <w:p>
             <w:r>
-              <w:t>12.0%</w:t>
+              <w:t>11.99%</w:t>
             </w:r>
           </w:p>
         </w:tc>
@@ -631,7 +631,7 @@
           </w:tcPr>
           <w:p>
             <w:r>
-              <w:t>13.0%</w:t>
+              <w:t>12.99%</w:t>
             </w:r>
           </w:p>
         </w:tc>
@@ -663,7 +663,7 @@
           </w:tcPr>
           <w:p>
             <w:r>
-              <w:t>13.5%</w:t>
+              <w:t>13.99%</w:t>
             </w:r>
           </w:p>
         </w:tc>
@@ -673,7 +673,7 @@
           </w:tcPr>
           <w:p>
             <w:r>
-              <w:t>14.5%</w:t>
+              <w:t>14.99%</w:t>
             </w:r>
           </w:p>
         </w:tc>
@@ -705,7 +705,7 @@
           </w:tcPr>
           <w:p>
             <w:r>
-              <w:t>15.5%</w:t>
+              <w:t>15.99%</w:t>
             </w:r>
           </w:p>
         </w:tc>
@@ -715,7 +715,7 @@
           </w:tcPr>
           <w:p>
             <w:r>
-              <w:t>17.0%</w:t>
+              <w:t>16.99%</w:t>
             </w:r>
           </w:p>
         </w:tc>
@@ -747,7 +747,7 @@
           </w:tcPr>
           <w:p>
             <w:r>
-              <w:t>17.5%</w:t>
+              <w:t>17.99%</w:t>
             </w:r>
           </w:p>
         </w:tc>
@@ -757,7 +757,7 @@
           </w:tcPr>
           <w:p>
             <w:r>
-              <w:t>19.5%</w:t>
+              <w:t>19.99%</w:t>
             </w:r>
           </w:p>
         </w:tc>
@@ -768,17 +768,17 @@
         <w:br/>
         <w:t>Additional pricing adjustments:</w:t>
         <w:br/>
-        <w:t>• Self-employed premium: +0.5% over base rate</w:t>
+        <w:t>• Self-employed (1099) premium: +0.5% over base rate</w:t>
         <w:br/>
         <w:t>• Young borrower (age &lt; 25) premium: +1.0%</w:t>
         <w:br/>
-        <w:t>• NRI premium: +0.75%</w:t>
+        <w:t>• Non-W2 / Self-Employed Premium Tier premium: +0.75%</w:t>
         <w:br/>
         <w:t>• Repeat customer with clean history discount: -0.5%</w:t>
         <w:br/>
-        <w:t>• Maximum rate cap per RBI guidelines: 24.0% — any calculated rate exceeding this must be capped and flagged for compliance review</w:t>
+        <w:t>• Maximum rate cap per TILA / Reg Z and state usury rules: 35.99% — any calculated rate exceeding this must be capped and flagged for compliance review</w:t>
         <w:br/>
-        <w:t>• Loan amount &gt; ₹15,00,000 with bureau score &lt; 750: +0.25% risk premium</w:t>
+        <w:t>• Loan amount &gt; $50,000 with bureau score &lt; 750: +0.25% risk premium</w:t>
       </w:r>
     </w:p>
     <w:p>
@@ -850,7 +850,7 @@
           </w:tcPr>
           <w:p>
             <w:r>
-              <w:t>Salaried - Tier 1</w:t>
+              <w:t>W-2 - Tier 1 (Top-25 MSA)</w:t>
             </w:r>
           </w:p>
         </w:tc>
@@ -860,7 +860,7 @@
           </w:tcPr>
           <w:p>
             <w:r>
-              <w:t>₹25,00,000</w:t>
+              <w:t>$100,000</w:t>
             </w:r>
           </w:p>
         </w:tc>
@@ -880,7 +880,7 @@
           </w:tcPr>
           <w:p>
             <w:r>
-              <w:t>₹50,000</w:t>
+              <w:t>$1,000</w:t>
             </w:r>
           </w:p>
         </w:tc>
@@ -892,7 +892,7 @@
           </w:tcPr>
           <w:p>
             <w:r>
-              <w:t>Salaried - Tier 2/3</w:t>
+              <w:t>W-2 - Tier 2/3</w:t>
             </w:r>
           </w:p>
         </w:tc>
@@ -902,7 +902,7 @@
           </w:tcPr>
           <w:p>
             <w:r>
-              <w:t>₹15,00,000</w:t>
+              <w:t>$50,000</w:t>
             </w:r>
           </w:p>
         </w:tc>
@@ -922,7 +922,7 @@
           </w:tcPr>
           <w:p>
             <w:r>
-              <w:t>₹50,000</w:t>
+              <w:t>$1,000</w:t>
             </w:r>
           </w:p>
         </w:tc>
@@ -934,7 +934,7 @@
           </w:tcPr>
           <w:p>
             <w:r>
-              <w:t>Self-Employed</w:t>
+              <w:t>Self-Employed (1099)</w:t>
             </w:r>
           </w:p>
         </w:tc>
@@ -944,7 +944,7 @@
           </w:tcPr>
           <w:p>
             <w:r>
-              <w:t>₹10,00,000</w:t>
+              <w:t>$40,000</w:t>
             </w:r>
           </w:p>
         </w:tc>
@@ -964,7 +964,7 @@
           </w:tcPr>
           <w:p>
             <w:r>
-              <w:t>₹1,00,000</w:t>
+              <w:t>$5,000</w:t>
             </w:r>
           </w:p>
         </w:tc>
@@ -976,7 +976,7 @@
           </w:tcPr>
           <w:p>
             <w:r>
-              <w:t>NRI</w:t>
+              <w:t>Non-W2 Premium Tier</w:t>
             </w:r>
           </w:p>
         </w:tc>
@@ -986,7 +986,7 @@
           </w:tcPr>
           <w:p>
             <w:r>
-              <w:t>₹20,00,000</w:t>
+              <w:t>$75,000</w:t>
             </w:r>
           </w:p>
         </w:tc>
@@ -1006,7 +1006,7 @@
           </w:tcPr>
           <w:p>
             <w:r>
-              <w:t>₹2,00,000</w:t>
+              <w:t>$10,000</w:t>
             </w:r>
           </w:p>
         </w:tc>
@@ -1021,7 +1021,7 @@
         <w:br/>
         <w:t>2. Income multiplier × monthly income</w:t>
         <w:br/>
-        <w:t>3. Amount where EMI does not cause DTI to exceed the segment DTI cap</w:t>
+        <w:t>3. Amount where the monthly payment does not cause DTI to exceed the segment DTI cap (note: the CFPB QM rule sets 43% as a regulatory benchmark)</w:t>
         <w:br/>
         <w:br/>
         <w:t>If desired_amount exceeds any of these, set eligible_amount to the calculated maximum. Do NOT reject — approve for the lower amount.</w:t>
@@ -1037,7 +1037,7 @@
     </w:p>
     <w:p>
       <w:r>
-        <w:t>Debt-to-income ratio caps by risk band:</w:t>
+        <w:t>Debt-to-income ratio caps by risk band (note: the CFPB QM rule treats 43% as a regulatory benchmark for ability-to-repay determinations):</w:t>
         <w:br/>
         <w:br/>
         <w:t>• Ultra-Prime / Prime (bureau &gt;= 770): DTI cap at 55%</w:t>
@@ -1048,10 +1048,10 @@
         <w:br/>
         <w:t>• Sub-Standard (bureau 680-709): DTI cap at 40%</w:t>
         <w:br/>
-        <w:t>• Self-employed across all bands: DTI cap reduced by 5% from salaried</w:t>
+        <w:t>• Self-employed (1099) across all bands: DTI cap reduced by 5% from W-2</w:t>
         <w:br/>
         <w:br/>
-        <w:t>Net monthly surplus after all EMIs (including proposed EMI) must be at least ₹10,000 for Tier 1 cities and ₹7,500 for Tier 2/3 cities. Applications failing this should be rejected with 'INSUFFICIENT_SURPLUS'.</w:t>
+        <w:t>Net monthly surplus after all monthly payments (including proposed installment) must be at least $1,500 for Tier 1 (Top-25 MSA) markets and $1,000 for Tier 2/3 markets. Applications failing this should be rejected with 'INSUFFICIENT_SURPLUS'.</w:t>
       </w:r>
     </w:p>
     <w:p>
@@ -1064,23 +1064,23 @@
     </w:p>
     <w:p>
       <w:r>
-        <w:t>Banking behavior provides early warning signals:</w:t>
+        <w:t>Banking behavior provides early warning signals (data sourced via open banking aggregator (Plaid / MX / Finicity)):</w:t>
         <w:br/>
         <w:br/>
         <w:t>• Banking stability index &lt; 0.50 → Auto-reject (severe instability)</w:t>
         <w:br/>
         <w:t>• Banking stability index 0.50-0.65 → Flag for review + reduce amount by 20%</w:t>
         <w:br/>
-        <w:t>• Salary credit consistency &lt; 60% (0.60) over 6 months → Auto-reject for salaried</w:t>
+        <w:t>• Direct deposit consistency &lt; 60% (0.60) over 6 months → Auto-reject for W-2</w:t>
         <w:br/>
-        <w:t>• Average monthly balance &lt; 50% of EMI obligation → Flag for review</w:t>
+        <w:t>• Average monthly balance &lt; 50% of monthly payment obligation → Flag for review</w:t>
         <w:br/>
         <w:t>• Account vintage &lt; 6 months → Auto-reject (new account)</w:t>
         <w:br/>
         <w:t>• Low balance instances &gt; 5 in last 6 months → Flag for review</w:t>
         <w:br/>
         <w:br/>
-        <w:t>For self-employed, banking stability index minimum is 0.65 (higher bar).</w:t>
+        <w:t>For self-employed (1099), banking stability index minimum is 0.65 (higher bar).</w:t>
       </w:r>
     </w:p>
     <w:p>
@@ -1096,13 +1096,13 @@
         <w:t>The following patterns must trigger fraud investigation holds:</w:t>
         <w:br/>
         <w:br/>
-        <w:t>• Cash deposits in last 6 months &gt; ₹10,00,000 → AML flag, hold for compliance</w:t>
+        <w:t>• Cash deposits in last 6 months &gt; $40,000 → AML flag, hold for compliance</w:t>
         <w:br/>
         <w:t>• Transaction volatility index &gt; 0.80 → Flag for fraud review</w:t>
         <w:br/>
-        <w:t>• Monthly income stated &gt; 3x of average salary credit → Income inflation flag</w:t>
+        <w:t>• Monthly income stated &gt; 3x of average direct deposit → Income inflation flag</w:t>
         <w:br/>
-        <w:t>• Multiple applications from same PAN in 30 days → Velocity flag, hold</w:t>
+        <w:t>• Multiple applications from same SSN in 30 days → Velocity flag, hold</w:t>
         <w:br/>
         <w:br/>
         <w:t>Flagged applications must NOT be auto-approved regardless of other criteria.</w:t>
@@ -1151,7 +1151,7 @@
         <w:t>For top-up loans on existing personal loans:</w:t>
         <w:br/>
         <w:br/>
-        <w:t>• Must have completed at least 12 EMI payments on existing loan</w:t>
+        <w:t>• Must have completed at least 12 monthly payments on existing loan</w:t>
         <w:br/>
         <w:t>• No DPD &gt; 0 in last 6 months on existing loan</w:t>
         <w:br/>
@@ -1161,7 +1161,7 @@
         <w:br/>
         <w:t>• Interest rate for top-up = original rate + 0.5%</w:t>
         <w:br/>
-        <w:t>• Not available for self-employed applicants with banking stability &lt; 0.70</w:t>
+        <w:t>• Not available for self-employed (1099) applicants with banking stability &lt; 0.70</w:t>
       </w:r>
     </w:p>
     <w:p>
@@ -1177,16 +1177,16 @@
         <w:t>Based on regional portfolio performance:</w:t>
         <w:br/>
         <w:br/>
-        <w:t>• Tier 4 and rural areas: Maximum loan amount capped at ₹3,00,000</w:t>
+        <w:t>• Rural / Non-MSA areas: Maximum loan amount capped at $15,000</w:t>
         <w:br/>
-        <w:t>• Tier 4: Employment tenure minimum increased to 36 months</w:t>
+        <w:t>• Rural / Non-MSA: Employment tenure minimum increased to 36 months</w:t>
         <w:br/>
-        <w:t>• Tier 4: Bureau score minimum increased to 720</w:t>
+        <w:t>• Rural / Non-MSA: Bureau score minimum increased to 720</w:t>
         <w:br/>
-        <w:t>• High-default pin codes (list maintained separately): +1.5% rate premium, maximum amount reduced by 30%</w:t>
+        <w:t>• High-default ZIP codes (list maintained separately): +1.5% rate premium, maximum amount reduced by 30%</w:t>
         <w:br/>
         <w:br/>
-        <w:t>• Tier 1 metro applicants with bureau &gt; 780 and income &gt; ₹1,00,000: Eligible for express approval (bypass manual review)</w:t>
+        <w:t>• Tier 1 (Top-25 MSA) applicants with bureau &gt; 780 and income &gt; $15,000: Eligible for express approval (bypass manual review)</w:t>
       </w:r>
     </w:p>
     <w:p>
